--- a/ATLAS_Documento_Completo.docx
+++ b/ATLAS_Documento_Completo.docx
@@ -25,17 +25,19 @@
     <w:p>
       <w:pPr>
         <w:jc w:val="center"/>
-      </w:pPr>
-      <w:r>
         <w:rPr>
           <w:i/>
           <w:color w:val="505050"/>
           <w:sz w:val="28"/>
         </w:rPr>
+      </w:pPr>
+      <w:r>
+        <w:rPr>
+          <w:i/>
+          <w:color w:val="505050"/>
+          <w:sz w:val="28"/>
+        </w:rPr>
         <w:t>Analytical Tracking for Location and Store Performance</w:t>
-      </w:r>
-      <w:r>
-        <w:br w:type="page"/>
       </w:r>
     </w:p>
     <w:p>
@@ -50,7 +52,6 @@
           <w:color w:val="00467F"/>
           <w:lang w:val="pt-BR"/>
         </w:rPr>
-        <w:lastRenderedPageBreak/>
         <w:t>1. O que e o ATLAS?</w:t>
       </w:r>
     </w:p>
@@ -261,6 +262,7 @@
         <w:rPr>
           <w:lang w:val="pt-BR"/>
         </w:rPr>
+        <w:lastRenderedPageBreak/>
         <w:t>Otimizasse a rede HCP (Host/Pickup) identificando novos pontos de coleta via clustering geoespacial.</w:t>
       </w:r>
     </w:p>
@@ -297,7 +299,6 @@
           <w:color w:val="00467F"/>
           <w:lang w:val="pt-BR"/>
         </w:rPr>
-        <w:lastRenderedPageBreak/>
         <w:t>3. Objetivos do Sistema</w:t>
       </w:r>
     </w:p>
@@ -476,6 +477,7 @@
           <w:color w:val="0064A0"/>
           <w:lang w:val="pt-BR"/>
         </w:rPr>
+        <w:lastRenderedPageBreak/>
         <w:t>4.2 Indicadores de Expansao</w:t>
       </w:r>
     </w:p>
@@ -561,7 +563,6 @@
           <w:color w:val="0064A0"/>
           <w:lang w:val="pt-BR"/>
         </w:rPr>
-        <w:lastRenderedPageBreak/>
         <w:t>4.3 Geracao de Leads — Receita Federal</w:t>
       </w:r>
     </w:p>
@@ -575,8 +576,29 @@
         </w:rPr>
         <w:t xml:space="preserve">O sistema consulta o banco de dados publico da Receita Federal brasileira (SQLite local) para encontrar empresas candidatas a parceiros logisticos. </w:t>
       </w:r>
-      <w:r>
-        <w:t>Os criterios de busca sao:</w:t>
+      <w:proofErr w:type="spellStart"/>
+      <w:r>
+        <w:t>Os</w:t>
+      </w:r>
+      <w:proofErr w:type="spellEnd"/>
+      <w:r>
+        <w:t xml:space="preserve"> </w:t>
+      </w:r>
+      <w:proofErr w:type="spellStart"/>
+      <w:r>
+        <w:t>criterios</w:t>
+      </w:r>
+      <w:proofErr w:type="spellEnd"/>
+      <w:r>
+        <w:t xml:space="preserve"> de </w:t>
+      </w:r>
+      <w:proofErr w:type="spellStart"/>
+      <w:r>
+        <w:t>busca</w:t>
+      </w:r>
+      <w:proofErr w:type="spellEnd"/>
+      <w:r>
+        <w:t xml:space="preserve"> sao:</w:t>
       </w:r>
     </w:p>
     <w:p>
@@ -742,6 +764,7 @@
           <w:color w:val="0064A0"/>
           <w:lang w:val="pt-BR"/>
         </w:rPr>
+        <w:lastRenderedPageBreak/>
         <w:t>4.7 Gestao de Riscos Operacionais</w:t>
       </w:r>
     </w:p>
@@ -767,7 +790,21 @@
         <w:rPr>
           <w:color w:val="0064A0"/>
         </w:rPr>
-        <w:t>4.8 GeoIntelligence v2 — Expansao por Machine Learning</w:t>
+        <w:t xml:space="preserve">4.8 </w:t>
+      </w:r>
+      <w:proofErr w:type="spellStart"/>
+      <w:r>
+        <w:rPr>
+          <w:color w:val="0064A0"/>
+        </w:rPr>
+        <w:t>GeoIntelligence</w:t>
+      </w:r>
+      <w:proofErr w:type="spellEnd"/>
+      <w:r>
+        <w:rPr>
+          <w:color w:val="0064A0"/>
+        </w:rPr>
+        <w:t xml:space="preserve"> v2 — Expansao por Machine Learning</w:t>
       </w:r>
     </w:p>
     <w:p>
@@ -807,7 +844,6 @@
         <w:rPr>
           <w:lang w:val="pt-BR"/>
         </w:rPr>
-        <w:lastRenderedPageBreak/>
         <w:t>Receita Federal: densidade de empresas e diversidade de CNAEs na area.</w:t>
       </w:r>
     </w:p>
@@ -947,7 +983,15 @@
         <w:t xml:space="preserve">O modo setup e executado uma vez — na implantacao inicial ou quando a rede precisa ser reorganizada. </w:t>
       </w:r>
       <w:r>
-        <w:t>O fluxo e o seguinte:</w:t>
+        <w:t xml:space="preserve">O </w:t>
+      </w:r>
+      <w:proofErr w:type="spellStart"/>
+      <w:r>
+        <w:t>fluxo</w:t>
+      </w:r>
+      <w:proofErr w:type="spellEnd"/>
+      <w:r>
+        <w:t xml:space="preserve"> e o seguinte:</w:t>
       </w:r>
     </w:p>
     <w:p>
@@ -1073,6 +1117,7 @@
         <w:rPr>
           <w:lang w:val="pt-BR"/>
         </w:rPr>
+        <w:lastRenderedPageBreak/>
         <w:t>Saidas geradas: territories.geojson, territories_index.json, ideal_supply.json.</w:t>
       </w:r>
     </w:p>
@@ -1158,7 +1203,6 @@
         <w:rPr>
           <w:lang w:val="pt-BR"/>
         </w:rPr>
-        <w:lastRenderedPageBreak/>
         <w:t>Fase 4 — Qualificacao de web leads: CEP resolvido para hexagono, territorio identificado, ADE atribuido.</w:t>
       </w:r>
     </w:p>
@@ -1167,7 +1211,23 @@
         <w:pStyle w:val="ListNumber"/>
       </w:pPr>
       <w:r>
-        <w:t>Fase 5 — Relatorios: OPORTUNIDADES_ESTRATEGICAS.txt, RELATORIO_EXECUTIVO.txt, PARTNERS_PER_DS_BUCKET.csv, webleads_evaluated.csv, optimization_data.geojson.</w:t>
+        <w:t xml:space="preserve">Fase 5 — </w:t>
+      </w:r>
+      <w:proofErr w:type="spellStart"/>
+      <w:r>
+        <w:t>Relatorios</w:t>
+      </w:r>
+      <w:proofErr w:type="spellEnd"/>
+      <w:r>
+        <w:t>: OPORTUNIDADES_ESTRATEGICAS.txt, RELATORIO_EXECUTIVO.txt, PARTNERS_PER_DS_BUCKET.csv, webleads_evaluated.csv, optimization_</w:t>
+      </w:r>
+      <w:proofErr w:type="gramStart"/>
+      <w:r>
+        <w:t>data.geojson</w:t>
+      </w:r>
+      <w:proofErr w:type="gramEnd"/>
+      <w:r>
+        <w:t>.</w:t>
       </w:r>
     </w:p>
     <w:p>
@@ -1323,7 +1383,23 @@
         <w:pStyle w:val="ListBullet"/>
       </w:pPr>
       <w:r>
-        <w:t>Tailwind CSS: estilizacao utilitaria.</w:t>
+        <w:t xml:space="preserve">Tailwind CSS: </w:t>
+      </w:r>
+      <w:proofErr w:type="spellStart"/>
+      <w:r>
+        <w:t>estilizacao</w:t>
+      </w:r>
+      <w:proofErr w:type="spellEnd"/>
+      <w:r>
+        <w:t xml:space="preserve"> </w:t>
+      </w:r>
+      <w:proofErr w:type="spellStart"/>
+      <w:r>
+        <w:t>utilitaria</w:t>
+      </w:r>
+      <w:proofErr w:type="spellEnd"/>
+      <w:r>
+        <w:t>.</w:t>
       </w:r>
     </w:p>
     <w:p>
@@ -1467,8 +1543,17 @@
         <w:rPr>
           <w:color w:val="0064A0"/>
         </w:rPr>
-        <w:t>7.3 Scraper e Automacao</w:t>
-      </w:r>
+        <w:lastRenderedPageBreak/>
+        <w:t xml:space="preserve">7.3 Scraper e </w:t>
+      </w:r>
+      <w:proofErr w:type="spellStart"/>
+      <w:r>
+        <w:rPr>
+          <w:color w:val="0064A0"/>
+        </w:rPr>
+        <w:t>Automacao</w:t>
+      </w:r>
+      <w:proofErr w:type="spellEnd"/>
     </w:p>
     <w:p>
       <w:pPr>
@@ -1500,8 +1585,16 @@
         <w:rPr>
           <w:color w:val="0064A0"/>
         </w:rPr>
-        <w:t>7.4 Dados e Formatos</w:t>
-      </w:r>
+        <w:t xml:space="preserve">7.4 Dados e </w:t>
+      </w:r>
+      <w:proofErr w:type="spellStart"/>
+      <w:r>
+        <w:rPr>
+          <w:color w:val="0064A0"/>
+        </w:rPr>
+        <w:t>Formatos</w:t>
+      </w:r>
+      <w:proofErr w:type="spellEnd"/>
     </w:p>
     <w:p>
       <w:pPr>
@@ -1542,7 +1635,19 @@
         <w:rPr>
           <w:lang w:val="pt-BR"/>
         </w:rPr>
-        <w:t>SQLite (Receita Federal): banco local com dados de ~50 milhoes de CNPJs.</w:t>
+        <w:t>SQLite (Receita Federal): banco local com dados de ~</w:t>
+      </w:r>
+      <w:r>
+        <w:rPr>
+          <w:lang w:val="pt-BR"/>
+        </w:rPr>
+        <w:t>3</w:t>
+      </w:r>
+      <w:r>
+        <w:rPr>
+          <w:lang w:val="pt-BR"/>
+        </w:rPr>
+        <w:t xml:space="preserve"> milhoes de CNPJs.</w:t>
       </w:r>
     </w:p>
     <w:p>
@@ -1556,7 +1661,6 @@
         <w:rPr>
           <w:lang w:val="pt-BR"/>
         </w:rPr>
-        <w:lastRenderedPageBreak/>
         <w:t>Turso (libSQL): banco cloud para resultados do GeoIntelligence.</w:t>
       </w:r>
     </w:p>
@@ -1607,21 +1711,19 @@
         <w:rPr>
           <w:lang w:val="pt-BR"/>
         </w:rPr>
-        <w:t>O ATLAS representa uma mudanca de paradigma na gestao de redes logisticas last-mile no Brasil. Ao integrar otimizacao matematica, analise geoespacial, machine learning e automacao de prospeccao em uma unica plataforma, o sistema elimina a dependencia de processos manuais e transforma dados operacionais em decisoes estrategicas precisas.</w:t>
-      </w:r>
-    </w:p>
-    <w:p>
-      <w:pPr>
-        <w:jc w:val="both"/>
-        <w:rPr>
-          <w:lang w:val="pt-BR"/>
-        </w:rPr>
-      </w:pPr>
-      <w:r>
-        <w:rPr>
-          <w:lang w:val="pt-BR"/>
-        </w:rPr>
-        <w:t>A arquitetura AWS proposta garante que o sistema escale conforme a rede cresce — de dezenas para centenas de bases de distribuicao — sem perda de performance ou confiabilidade. Com monitoramento continuo, seguranca em camadas e automacao completa do pipeline diario, o ATLAS esta preparado para ser a espinha dorsal tecnologica de qualquer operacao de logistica last-mile no Brasil.</w:t>
+        <w:t xml:space="preserve">O ATLAS representa uma mudanca de paradigma na gestao de redes last-mile </w:t>
+      </w:r>
+      <w:r>
+        <w:rPr>
+          <w:lang w:val="pt-BR"/>
+        </w:rPr>
+        <w:t xml:space="preserve">para hub delivery </w:t>
+      </w:r>
+      <w:r>
+        <w:rPr>
+          <w:lang w:val="pt-BR"/>
+        </w:rPr>
+        <w:t>no Brasil. Ao integrar otimizacao matematica, analise geoespacial, machine learning e automacao de prospeccao em uma unica plataforma, o sistema elimina a dependencia de processos manuais e transforma dados operacionais em decisoes estrategicas precisas.</w:t>
       </w:r>
     </w:p>
     <w:sectPr>
